--- a/summary_ecological_models_CH.docx
+++ b/summary_ecological_models_CH.docx
@@ -3343,6 +3343,150 @@
       </w:r>
     </w:p>
     <w:p>
+      <w:pPr>
+        <w:pStyle w:val="Heading3"/>
+      </w:pPr>
+      <w:bookmarkStart w:id="25" w:name="怎么读以及论文中该怎么写"/>
+      <w:r>
+        <w:t xml:space="preserve">3.1 「0/3」怎么读，以及论文中该怎么写</w:t>
+      </w:r>
+      <w:bookmarkEnd w:id="25"/>
+    </w:p>
+    <w:p>
+      <w:pPr>
+        <w:pStyle w:val="FirstParagraph"/>
+      </w:pPr>
+      <w:r>
+        <w:rPr>
+          <w:b/>
+        </w:rPr>
+        <w:t xml:space="preserve">「0/3 显著」单独是弱证据。</w:t>
+      </w:r>
+      <w:r>
+        <w:t xml:space="preserve"> </w:t>
+      </w:r>
+      <w:r>
+        <w:t xml:space="preserve">每组对比只有 13–16 个样本，检验力很低 ——</w:t>
+      </w:r>
+      <w:r>
+        <w:t xml:space="preserve"> </w:t>
+      </w:r>
+      <w:r>
+        <w:rPr>
+          <w:b/>
+        </w:rPr>
+        <w:t xml:space="preserve">测不出来不等于不存在</w:t>
+      </w:r>
+      <w:r>
+        <w:t xml:space="preserve">。若只有生态特征这一列，不足以下结论。</w:t>
+      </w:r>
+    </w:p>
+    <w:p>
+      <w:pPr>
+        <w:pStyle w:val="BodyText"/>
+      </w:pPr>
+      <w:r>
+        <w:t xml:space="preserve">它之所以有分量，是因为</w:t>
+      </w:r>
+      <w:r>
+        <w:rPr>
+          <w:b/>
+        </w:rPr>
+        <w:t xml:space="preserve">同样的三组对比、同样的样本量、同样的置换流程，属丰度拿到了 3/3</w:t>
+      </w:r>
+      <w:r>
+        <w:t xml:space="preserve">：</w:t>
+      </w:r>
+    </w:p>
+    <w:p>
+      <w:pPr>
+        <w:pStyle w:val="SourceCode"/>
+      </w:pPr>
+      <w:r>
+        <w:rPr>
+          <w:rStyle w:val="VerbatimChar"/>
+        </w:rPr>
+        <w:t xml:space="preserve">同为 n=16 的隔离器 3 vs 4：</w:t>
+      </w:r>
+      <w:r>
+        <w:br/>
+      </w:r>
+      <w:r>
+        <w:rPr>
+          <w:rStyle w:val="VerbatimChar"/>
+        </w:rPr>
+        <w:t xml:space="preserve">    属丰度     AUC 0.919   p = 0.0066    ← 测得出</w:t>
+      </w:r>
+      <w:r>
+        <w:br/>
+      </w:r>
+      <w:r>
+        <w:rPr>
+          <w:rStyle w:val="VerbatimChar"/>
+        </w:rPr>
+        <w:t xml:space="preserve">    纯生态     AUC 0.556   p = 0.3987    ← 测不出</w:t>
+      </w:r>
+    </w:p>
+    <w:p>
+      <w:pPr>
+        <w:pStyle w:val="FirstParagraph"/>
+      </w:pPr>
+      <w:r>
+        <w:t xml:space="preserve">检验力相同而结果相反，说明差别在</w:t>
+      </w:r>
+      <w:r>
+        <w:rPr>
+          <w:b/>
+        </w:rPr>
+        <w:t xml:space="preserve">特征空间本身</w:t>
+      </w:r>
+      <w:r>
+        <w:t xml:space="preserve">，不在样本量。</w:t>
+      </w:r>
+    </w:p>
+    <w:p>
+      <w:pPr>
+        <w:pStyle w:val="BodyText"/>
+      </w:pPr>
+      <w:r>
+        <w:t xml:space="preserve">同时纯生态对感染是测得出的（0.784，p=0.0100），因此这是一个「</w:t>
+      </w:r>
+      <w:r>
+        <w:rPr>
+          <w:b/>
+        </w:rPr>
+        <w:t xml:space="preserve">阳性对照 + 阴性结果</w:t>
+      </w:r>
+      <w:r>
+        <w:t xml:space="preserve">」的组合 —— 若某个特征空间对什么都测不出来，那只说明它无用；对感染测得出、对笼号测不出，这个组合才有信息量。</w:t>
+      </w:r>
+    </w:p>
+    <w:p>
+      <w:pPr>
+        <w:pStyle w:val="BlockText"/>
+      </w:pPr>
+      <w:r>
+        <w:rPr>
+          <w:b/>
+        </w:rPr>
+        <w:t xml:space="preserve">论文中的准确写法。</w:t>
+      </w:r>
+      <w:r>
+        <w:t xml:space="preserve"> </w:t>
+      </w:r>
+      <w:r>
+        <w:t xml:space="preserve">不要写成「生态特征不受笼效应影响」—— 那是把未检出说成不存在。建议：</w:t>
+      </w:r>
+    </w:p>
+    <w:p>
+      <w:pPr>
+        <w:pStyle w:val="BlockText"/>
+      </w:pPr>
+      <w:r>
+        <w:t xml:space="preserve">「在三组固定毒株、提取批次与感染状态的纯笼对比中（n=13–16），纯生态特征均未达到显著（p = 0.25–0.55），而属丰度在全部三组均显著（p = 0.007–0.033）。两者检验力相同，因此该差异反映特征空间的性质，而非样本量差异。」</w:t>
+      </w:r>
+    </w:p>
+    <w:p>
       <w:r>
         <w:pict>
           <v:rect style="width:0;height:1.5pt" o:hralign="center" o:hrstd="t" o:hr="t"/>
@@ -3353,11 +3497,11 @@
       <w:pPr>
         <w:pStyle w:val="Heading2"/>
       </w:pPr>
-      <w:bookmarkStart w:id="25" w:name="跨宿主迁移最初的问题在一个方向上得到回答"/>
+      <w:bookmarkStart w:id="26" w:name="跨宿主迁移最初的问题在一个方向上得到回答"/>
       <w:r>
         <w:t xml:space="preserve">4. 跨宿主迁移：最初的问题，在一个方向上得到回答</w:t>
       </w:r>
-      <w:bookmarkEnd w:id="25"/>
+      <w:bookmarkEnd w:id="26"/>
     </w:p>
     <w:p>
       <w:pPr>
@@ -3809,11 +3953,11 @@
       <w:pPr>
         <w:pStyle w:val="Heading3"/>
       </w:pPr>
-      <w:bookmarkStart w:id="26" w:name="鸭-火鸡这一格"/>
+      <w:bookmarkStart w:id="27" w:name="鸭-火鸡这一格"/>
       <w:r>
         <w:t xml:space="preserve">鸭 → 火鸡这一格</w:t>
       </w:r>
-      <w:bookmarkEnd w:id="26"/>
+      <w:bookmarkEnd w:id="27"/>
     </w:p>
     <w:p>
       <w:pPr>
@@ -3951,7 +4095,7 @@
       <w:pPr>
         <w:pStyle w:val="Heading3"/>
       </w:pPr>
-      <w:bookmarkStart w:id="27" w:name="这条结论不能确立什么"/>
+      <w:bookmarkStart w:id="28" w:name="这条结论不能确立什么"/>
       <w:r>
         <w:t xml:space="preserve">这条结论</w:t>
       </w:r>
@@ -3964,7 +4108,7 @@
       <w:r>
         <w:t xml:space="preserve">能确立什么</w:t>
       </w:r>
-      <w:bookmarkEnd w:id="27"/>
+      <w:bookmarkEnd w:id="28"/>
     </w:p>
     <w:p>
       <w:pPr>
@@ -4063,11 +4207,11 @@
       <w:pPr>
         <w:pStyle w:val="Heading2"/>
       </w:pPr>
-      <w:bookmarkStart w:id="28" w:name="α-核心里到底是什么在迁移"/>
+      <w:bookmarkStart w:id="29" w:name="α-核心里到底是什么在迁移"/>
       <w:r>
         <w:t xml:space="preserve">5. α + 核心里到底是什么在迁移</w:t>
       </w:r>
-      <w:bookmarkEnd w:id="28"/>
+      <w:bookmarkEnd w:id="29"/>
     </w:p>
     <w:p>
       <w:pPr>
@@ -4135,11 +4279,11 @@
       <w:pPr>
         <w:pStyle w:val="Heading3"/>
       </w:pPr>
-      <w:bookmarkStart w:id="29" w:name="障碍是-rbf-核不是特征"/>
+      <w:bookmarkStart w:id="30" w:name="障碍是-rbf-核不是特征"/>
       <w:r>
         <w:t xml:space="preserve">5.1 障碍是 RBF 核，不是特征</w:t>
       </w:r>
-      <w:bookmarkEnd w:id="29"/>
+      <w:bookmarkEnd w:id="30"/>
     </w:p>
     <w:p>
       <w:pPr>
@@ -4741,11 +4885,11 @@
       <w:pPr>
         <w:pStyle w:val="Heading3"/>
       </w:pPr>
-      <w:bookmarkStart w:id="30" w:name="效应是一个有方向的单一量两个宿主一致"/>
+      <w:bookmarkStart w:id="31" w:name="效应是一个有方向的单一量两个宿主一致"/>
       <w:r>
         <w:t xml:space="preserve">5.2 效应是一个有方向的单一量，两个宿主一致</w:t>
       </w:r>
-      <w:bookmarkEnd w:id="30"/>
+      <w:bookmarkEnd w:id="31"/>
     </w:p>
     <w:p>
       <w:pPr>
@@ -5330,11 +5474,11 @@
       <w:pPr>
         <w:pStyle w:val="Heading3"/>
       </w:pPr>
-      <w:bookmarkStart w:id="31" w:name="这一节没有解决的问题"/>
+      <w:bookmarkStart w:id="32" w:name="这一节没有解决的问题"/>
       <w:r>
         <w:t xml:space="preserve">5.3 这一节没有解决的问题</w:t>
       </w:r>
-      <w:bookmarkEnd w:id="31"/>
+      <w:bookmarkEnd w:id="32"/>
     </w:p>
     <w:p>
       <w:pPr>
@@ -5395,11 +5539,11 @@
       <w:pPr>
         <w:pStyle w:val="Heading2"/>
       </w:pPr>
-      <w:bookmarkStart w:id="32" w:name="全部合并会不会更好"/>
+      <w:bookmarkStart w:id="33" w:name="全部合并会不会更好"/>
       <w:r>
         <w:t xml:space="preserve">6. 全部合并会不会更好</w:t>
       </w:r>
-      <w:bookmarkEnd w:id="32"/>
+      <w:bookmarkEnd w:id="33"/>
     </w:p>
     <w:p>
       <w:pPr>
@@ -5419,11 +5563,11 @@
       <w:pPr>
         <w:pStyle w:val="Heading3"/>
       </w:pPr>
-      <w:bookmarkStart w:id="33" w:name="队列内没有增益"/>
+      <w:bookmarkStart w:id="34" w:name="队列内没有增益"/>
       <w:r>
         <w:t xml:space="preserve">6.1 队列内：没有增益</w:t>
       </w:r>
-      <w:bookmarkEnd w:id="33"/>
+      <w:bookmarkEnd w:id="34"/>
     </w:p>
     <w:tbl>
       <w:tblPr>
@@ -5843,11 +5987,11 @@
       <w:pPr>
         <w:pStyle w:val="Heading3"/>
       </w:pPr>
-      <w:bookmarkStart w:id="34" w:name="跨宿主迁移被彻底破坏"/>
+      <w:bookmarkStart w:id="35" w:name="跨宿主迁移被彻底破坏"/>
       <w:r>
         <w:t xml:space="preserve">6.2 跨宿主：迁移被彻底破坏</w:t>
       </w:r>
-      <w:bookmarkEnd w:id="34"/>
+      <w:bookmarkEnd w:id="35"/>
     </w:p>
     <w:tbl>
       <w:tblPr>
@@ -6101,11 +6245,11 @@
       <w:pPr>
         <w:pStyle w:val="Heading3"/>
       </w:pPr>
-      <w:bookmarkStart w:id="35" w:name="笼效应原封不动地继承"/>
+      <w:bookmarkStart w:id="36" w:name="笼效应原封不动地继承"/>
       <w:r>
         <w:t xml:space="preserve">6.3 笼效应：原封不动地继承</w:t>
       </w:r>
-      <w:bookmarkEnd w:id="35"/>
+      <w:bookmarkEnd w:id="36"/>
     </w:p>
     <w:tbl>
       <w:tblPr>
@@ -6472,11 +6616,11 @@
       <w:pPr>
         <w:pStyle w:val="Heading3"/>
       </w:pPr>
-      <w:bookmarkStart w:id="36" w:name="结论"/>
+      <w:bookmarkStart w:id="37" w:name="结论"/>
       <w:r>
         <w:t xml:space="preserve">6.4 结论</w:t>
       </w:r>
-      <w:bookmarkEnd w:id="36"/>
+      <w:bookmarkEnd w:id="37"/>
     </w:p>
     <w:p>
       <w:pPr>
@@ -6521,21 +6665,21 @@
       <w:pPr>
         <w:pStyle w:val="Heading2"/>
       </w:pPr>
-      <w:bookmarkStart w:id="37" w:name="生态类模型里该用哪个"/>
+      <w:bookmarkStart w:id="38" w:name="生态类模型里该用哪个"/>
       <w:r>
         <w:t xml:space="preserve">7. 生态类模型里该用哪个</w:t>
       </w:r>
-      <w:bookmarkEnd w:id="37"/>
+      <w:bookmarkEnd w:id="38"/>
     </w:p>
     <w:p>
       <w:pPr>
         <w:pStyle w:val="Heading3"/>
       </w:pPr>
-      <w:bookmarkStart w:id="38" w:name="先确立判断标准比较才有意义"/>
+      <w:bookmarkStart w:id="39" w:name="先确立判断标准比较才有意义"/>
       <w:r>
         <w:t xml:space="preserve">7.1 先确立判断标准，比较才有意义</w:t>
       </w:r>
-      <w:bookmarkEnd w:id="38"/>
+      <w:bookmarkEnd w:id="39"/>
     </w:p>
     <w:tbl>
       <w:tblPr>
@@ -7367,11 +7511,11 @@
       <w:pPr>
         <w:pStyle w:val="Heading3"/>
       </w:pPr>
-      <w:bookmarkStart w:id="39" w:name="按这两条评核心保留度胜出"/>
+      <w:bookmarkStart w:id="40" w:name="按这两条评核心保留度胜出"/>
       <w:r>
         <w:t xml:space="preserve">7.2 按这两条评，核心保留度胜出</w:t>
       </w:r>
-      <w:bookmarkEnd w:id="39"/>
+      <w:bookmarkEnd w:id="40"/>
     </w:p>
     <w:p>
       <w:pPr>
@@ -7539,11 +7683,11 @@
       <w:pPr>
         <w:pStyle w:val="Heading3"/>
       </w:pPr>
-      <w:bookmarkStart w:id="40" w:name="三条使用规则"/>
+      <w:bookmarkStart w:id="41" w:name="三条使用规则"/>
       <w:r>
         <w:t xml:space="preserve">7.3 三条使用规则</w:t>
       </w:r>
-      <w:bookmarkEnd w:id="40"/>
+      <w:bookmarkEnd w:id="41"/>
     </w:p>
     <w:p>
       <w:pPr>
@@ -7612,11 +7756,11 @@
       <w:pPr>
         <w:pStyle w:val="Heading3"/>
       </w:pPr>
-      <w:bookmarkStart w:id="41" w:name="一句话总结"/>
+      <w:bookmarkStart w:id="42" w:name="一句话总结"/>
       <w:r>
         <w:t xml:space="preserve">7.4 一句话总结</w:t>
       </w:r>
-      <w:bookmarkEnd w:id="41"/>
+      <w:bookmarkEnd w:id="42"/>
     </w:p>
     <w:tbl>
       <w:tblPr>
@@ -7736,11 +7880,11 @@
       <w:pPr>
         <w:pStyle w:val="Heading2"/>
       </w:pPr>
-      <w:bookmarkStart w:id="42" w:name="下一步"/>
+      <w:bookmarkStart w:id="43" w:name="下一步"/>
       <w:r>
         <w:t xml:space="preserve">8. 下一步</w:t>
       </w:r>
-      <w:bookmarkEnd w:id="42"/>
+      <w:bookmarkEnd w:id="43"/>
     </w:p>
     <w:p>
       <w:pPr>
@@ -7879,11 +8023,11 @@
       <w:pPr>
         <w:pStyle w:val="Heading2"/>
       </w:pPr>
-      <w:bookmarkStart w:id="43" w:name="复现"/>
+      <w:bookmarkStart w:id="44" w:name="复现"/>
       <w:r>
         <w:t xml:space="preserve">9. 复现</w:t>
       </w:r>
-      <w:bookmarkEnd w:id="43"/>
+      <w:bookmarkEnd w:id="44"/>
     </w:p>
     <w:p>
       <w:pPr>
@@ -8194,11 +8338,11 @@
       <w:pPr>
         <w:pStyle w:val="Heading2"/>
       </w:pPr>
-      <w:bookmarkStart w:id="44" w:name="尚未完成"/>
+      <w:bookmarkStart w:id="45" w:name="尚未完成"/>
       <w:r>
         <w:t xml:space="preserve">10. 尚未完成</w:t>
       </w:r>
-      <w:bookmarkEnd w:id="44"/>
+      <w:bookmarkEnd w:id="45"/>
     </w:p>
     <w:p>
       <w:pPr>
